--- a/barlow/finesst_submission/1_anonymized_technical/mentoring_plan_v2.docx
+++ b/barlow/finesst_submission/1_anonymized_technical/mentoring_plan_v2.docx
@@ -5,7 +5,7 @@
     <w:p>
       <w:r>
         <w:rPr>
-          <w:rFonts w:ascii="Calibri" w:hAnsi="Calibri"/>
+          <w:rFonts w:ascii="Times New Roman" w:hAnsi="Times New Roman"/>
           <w:b/>
           <w:i w:val="0"/>
           <w:sz w:val="36"/>
@@ -19,7 +19,7 @@
       </w:pPr>
       <w:r>
         <w:rPr>
-          <w:rFonts w:ascii="Calibri" w:hAnsi="Calibri"/>
+          <w:rFonts w:ascii="Times New Roman" w:hAnsi="Times New Roman"/>
           <w:b/>
           <w:i w:val="0"/>
           <w:sz w:val="24"/>
@@ -33,7 +33,7 @@
       </w:pPr>
       <w:r>
         <w:rPr>
-          <w:rFonts w:ascii="Calibri" w:hAnsi="Calibri"/>
+          <w:rFonts w:ascii="Times New Roman" w:hAnsi="Times New Roman"/>
           <w:b w:val="0"/>
           <w:i w:val="0"/>
         </w:rPr>
@@ -46,7 +46,7 @@
       </w:pPr>
       <w:r>
         <w:rPr>
-          <w:rFonts w:ascii="Calibri" w:hAnsi="Calibri"/>
+          <w:rFonts w:ascii="Times New Roman" w:hAnsi="Times New Roman"/>
           <w:b/>
           <w:i w:val="0"/>
           <w:sz w:val="24"/>
@@ -61,7 +61,7 @@
       </w:pPr>
       <w:r>
         <w:rPr>
-          <w:rFonts w:ascii="Calibri" w:hAnsi="Calibri"/>
+          <w:rFonts w:ascii="Times New Roman" w:hAnsi="Times New Roman"/>
           <w:b w:val="0"/>
           <w:i w:val="0"/>
         </w:rPr>
@@ -69,7 +69,7 @@
       </w:r>
       <w:r>
         <w:rPr>
-          <w:rFonts w:ascii="Calibri" w:hAnsi="Calibri"/>
+          <w:rFonts w:ascii="Times New Roman" w:hAnsi="Times New Roman"/>
           <w:b w:val="0"/>
           <w:i w:val="0"/>
         </w:rPr>
@@ -83,7 +83,7 @@
       </w:pPr>
       <w:r>
         <w:rPr>
-          <w:rFonts w:ascii="Calibri" w:hAnsi="Calibri"/>
+          <w:rFonts w:ascii="Times New Roman" w:hAnsi="Times New Roman"/>
           <w:b w:val="0"/>
           <w:i w:val="0"/>
         </w:rPr>
@@ -91,7 +91,7 @@
       </w:r>
       <w:r>
         <w:rPr>
-          <w:rFonts w:ascii="Calibri" w:hAnsi="Calibri"/>
+          <w:rFonts w:ascii="Times New Roman" w:hAnsi="Times New Roman"/>
           <w:b w:val="0"/>
           <w:i w:val="0"/>
         </w:rPr>
@@ -105,7 +105,7 @@
       </w:pPr>
       <w:r>
         <w:rPr>
-          <w:rFonts w:ascii="Calibri" w:hAnsi="Calibri"/>
+          <w:rFonts w:ascii="Times New Roman" w:hAnsi="Times New Roman"/>
           <w:b w:val="0"/>
           <w:i w:val="0"/>
         </w:rPr>
@@ -113,7 +113,7 @@
       </w:r>
       <w:r>
         <w:rPr>
-          <w:rFonts w:ascii="Calibri" w:hAnsi="Calibri"/>
+          <w:rFonts w:ascii="Times New Roman" w:hAnsi="Times New Roman"/>
           <w:b w:val="0"/>
           <w:i w:val="0"/>
         </w:rPr>
@@ -127,7 +127,7 @@
       </w:pPr>
       <w:r>
         <w:rPr>
-          <w:rFonts w:ascii="Calibri" w:hAnsi="Calibri"/>
+          <w:rFonts w:ascii="Times New Roman" w:hAnsi="Times New Roman"/>
           <w:b w:val="0"/>
           <w:i w:val="0"/>
         </w:rPr>
@@ -135,7 +135,7 @@
       </w:r>
       <w:r>
         <w:rPr>
-          <w:rFonts w:ascii="Calibri" w:hAnsi="Calibri"/>
+          <w:rFonts w:ascii="Times New Roman" w:hAnsi="Times New Roman"/>
           <w:b w:val="0"/>
           <w:i w:val="0"/>
         </w:rPr>
@@ -148,7 +148,7 @@
       </w:pPr>
       <w:r>
         <w:rPr>
-          <w:rFonts w:ascii="Calibri" w:hAnsi="Calibri"/>
+          <w:rFonts w:ascii="Times New Roman" w:hAnsi="Times New Roman"/>
           <w:b/>
           <w:i w:val="0"/>
           <w:sz w:val="24"/>
@@ -162,7 +162,7 @@
       </w:pPr>
       <w:r>
         <w:rPr>
-          <w:rFonts w:ascii="Calibri" w:hAnsi="Calibri"/>
+          <w:rFonts w:ascii="Times New Roman" w:hAnsi="Times New Roman"/>
           <w:b w:val="0"/>
           <w:i w:val="0"/>
         </w:rPr>
@@ -175,7 +175,7 @@
       </w:pPr>
       <w:r>
         <w:rPr>
-          <w:rFonts w:ascii="Calibri" w:hAnsi="Calibri"/>
+          <w:rFonts w:ascii="Times New Roman" w:hAnsi="Times New Roman"/>
           <w:b w:val="0"/>
           <w:i w:val="0"/>
         </w:rPr>
@@ -183,7 +183,7 @@
       </w:r>
       <w:r>
         <w:rPr>
-          <w:rFonts w:ascii="Calibri" w:hAnsi="Calibri"/>
+          <w:rFonts w:ascii="Times New Roman" w:hAnsi="Times New Roman"/>
           <w:b w:val="0"/>
           <w:i w:val="0"/>
         </w:rPr>
@@ -196,7 +196,7 @@
       </w:pPr>
       <w:r>
         <w:rPr>
-          <w:rFonts w:ascii="Calibri" w:hAnsi="Calibri"/>
+          <w:rFonts w:ascii="Times New Roman" w:hAnsi="Times New Roman"/>
           <w:b w:val="0"/>
           <w:i w:val="0"/>
         </w:rPr>
@@ -204,7 +204,7 @@
       </w:r>
       <w:r>
         <w:rPr>
-          <w:rFonts w:ascii="Calibri" w:hAnsi="Calibri"/>
+          <w:rFonts w:ascii="Times New Roman" w:hAnsi="Times New Roman"/>
           <w:b w:val="0"/>
           <w:i w:val="0"/>
         </w:rPr>
@@ -217,7 +217,7 @@
       </w:pPr>
       <w:r>
         <w:rPr>
-          <w:rFonts w:ascii="Calibri" w:hAnsi="Calibri"/>
+          <w:rFonts w:ascii="Times New Roman" w:hAnsi="Times New Roman"/>
           <w:b/>
           <w:i w:val="0"/>
           <w:sz w:val="24"/>
@@ -232,7 +232,7 @@
       </w:pPr>
       <w:r>
         <w:rPr>
-          <w:rFonts w:ascii="Calibri" w:hAnsi="Calibri"/>
+          <w:rFonts w:ascii="Times New Roman" w:hAnsi="Times New Roman"/>
           <w:b w:val="0"/>
           <w:i w:val="0"/>
         </w:rPr>
@@ -240,7 +240,7 @@
       </w:r>
       <w:r>
         <w:rPr>
-          <w:rFonts w:ascii="Calibri" w:hAnsi="Calibri"/>
+          <w:rFonts w:ascii="Times New Roman" w:hAnsi="Times New Roman"/>
           <w:b w:val="0"/>
           <w:i w:val="0"/>
         </w:rPr>
@@ -254,7 +254,7 @@
       </w:pPr>
       <w:r>
         <w:rPr>
-          <w:rFonts w:ascii="Calibri" w:hAnsi="Calibri"/>
+          <w:rFonts w:ascii="Times New Roman" w:hAnsi="Times New Roman"/>
           <w:b w:val="0"/>
           <w:i w:val="0"/>
         </w:rPr>
@@ -262,7 +262,7 @@
       </w:r>
       <w:r>
         <w:rPr>
-          <w:rFonts w:ascii="Calibri" w:hAnsi="Calibri"/>
+          <w:rFonts w:ascii="Times New Roman" w:hAnsi="Times New Roman"/>
           <w:b w:val="0"/>
           <w:i w:val="0"/>
         </w:rPr>
@@ -276,7 +276,7 @@
       </w:pPr>
       <w:r>
         <w:rPr>
-          <w:rFonts w:ascii="Calibri" w:hAnsi="Calibri"/>
+          <w:rFonts w:ascii="Times New Roman" w:hAnsi="Times New Roman"/>
           <w:b w:val="0"/>
           <w:i w:val="0"/>
         </w:rPr>
@@ -284,7 +284,7 @@
       </w:r>
       <w:r>
         <w:rPr>
-          <w:rFonts w:ascii="Calibri" w:hAnsi="Calibri"/>
+          <w:rFonts w:ascii="Times New Roman" w:hAnsi="Times New Roman"/>
           <w:b w:val="0"/>
           <w:i w:val="0"/>
         </w:rPr>
@@ -298,7 +298,7 @@
       </w:pPr>
       <w:r>
         <w:rPr>
-          <w:rFonts w:ascii="Calibri" w:hAnsi="Calibri"/>
+          <w:rFonts w:ascii="Times New Roman" w:hAnsi="Times New Roman"/>
           <w:b w:val="0"/>
           <w:i w:val="0"/>
         </w:rPr>
@@ -306,7 +306,7 @@
       </w:r>
       <w:r>
         <w:rPr>
-          <w:rFonts w:ascii="Calibri" w:hAnsi="Calibri"/>
+          <w:rFonts w:ascii="Times New Roman" w:hAnsi="Times New Roman"/>
           <w:b w:val="0"/>
           <w:i w:val="0"/>
         </w:rPr>
@@ -320,7 +320,7 @@
       </w:pPr>
       <w:r>
         <w:rPr>
-          <w:rFonts w:ascii="Calibri" w:hAnsi="Calibri"/>
+          <w:rFonts w:ascii="Times New Roman" w:hAnsi="Times New Roman"/>
           <w:b w:val="0"/>
           <w:i w:val="0"/>
         </w:rPr>
@@ -328,7 +328,7 @@
       </w:r>
       <w:r>
         <w:rPr>
-          <w:rFonts w:ascii="Calibri" w:hAnsi="Calibri"/>
+          <w:rFonts w:ascii="Times New Roman" w:hAnsi="Times New Roman"/>
           <w:b w:val="0"/>
           <w:i w:val="0"/>
         </w:rPr>
@@ -341,7 +341,7 @@
       </w:pPr>
       <w:r>
         <w:rPr>
-          <w:rFonts w:ascii="Calibri" w:hAnsi="Calibri"/>
+          <w:rFonts w:ascii="Times New Roman" w:hAnsi="Times New Roman"/>
           <w:b/>
           <w:i w:val="0"/>
           <w:sz w:val="24"/>
@@ -356,7 +356,7 @@
       </w:pPr>
       <w:r>
         <w:rPr>
-          <w:rFonts w:ascii="Calibri" w:hAnsi="Calibri"/>
+          <w:rFonts w:ascii="Times New Roman" w:hAnsi="Times New Roman"/>
           <w:b w:val="0"/>
           <w:i w:val="0"/>
         </w:rPr>
@@ -364,7 +364,7 @@
       </w:r>
       <w:r>
         <w:rPr>
-          <w:rFonts w:ascii="Calibri" w:hAnsi="Calibri"/>
+          <w:rFonts w:ascii="Times New Roman" w:hAnsi="Times New Roman"/>
           <w:b w:val="0"/>
           <w:i w:val="0"/>
         </w:rPr>
@@ -372,7 +372,7 @@
       </w:r>
       <w:r>
         <w:rPr>
-          <w:rFonts w:ascii="Calibri" w:hAnsi="Calibri"/>
+          <w:rFonts w:ascii="Times New Roman" w:hAnsi="Times New Roman"/>
           <w:b w:val="0"/>
           <w:i w:val="0"/>
         </w:rPr>
@@ -386,7 +386,7 @@
       </w:pPr>
       <w:r>
         <w:rPr>
-          <w:rFonts w:ascii="Calibri" w:hAnsi="Calibri"/>
+          <w:rFonts w:ascii="Times New Roman" w:hAnsi="Times New Roman"/>
           <w:b w:val="0"/>
           <w:i w:val="0"/>
         </w:rPr>
@@ -399,7 +399,7 @@
       </w:pPr>
       <w:r>
         <w:rPr>
-          <w:rFonts w:ascii="Calibri" w:hAnsi="Calibri"/>
+          <w:rFonts w:ascii="Times New Roman" w:hAnsi="Times New Roman"/>
           <w:b/>
           <w:i w:val="0"/>
           <w:sz w:val="24"/>
@@ -414,7 +414,7 @@
       </w:pPr>
       <w:r>
         <w:rPr>
-          <w:rFonts w:ascii="Calibri" w:hAnsi="Calibri"/>
+          <w:rFonts w:ascii="Times New Roman" w:hAnsi="Times New Roman"/>
           <w:b w:val="0"/>
           <w:i w:val="0"/>
         </w:rPr>
@@ -422,7 +422,7 @@
       </w:r>
       <w:r>
         <w:rPr>
-          <w:rFonts w:ascii="Calibri" w:hAnsi="Calibri"/>
+          <w:rFonts w:ascii="Times New Roman" w:hAnsi="Times New Roman"/>
           <w:b w:val="0"/>
           <w:i w:val="0"/>
         </w:rPr>
@@ -436,7 +436,7 @@
       </w:pPr>
       <w:r>
         <w:rPr>
-          <w:rFonts w:ascii="Calibri" w:hAnsi="Calibri"/>
+          <w:rFonts w:ascii="Times New Roman" w:hAnsi="Times New Roman"/>
           <w:b w:val="0"/>
           <w:i w:val="0"/>
         </w:rPr>
@@ -444,7 +444,7 @@
       </w:r>
       <w:r>
         <w:rPr>
-          <w:rFonts w:ascii="Calibri" w:hAnsi="Calibri"/>
+          <w:rFonts w:ascii="Times New Roman" w:hAnsi="Times New Roman"/>
           <w:b w:val="0"/>
           <w:i w:val="0"/>
         </w:rPr>
@@ -458,7 +458,7 @@
       </w:pPr>
       <w:r>
         <w:rPr>
-          <w:rFonts w:ascii="Calibri" w:hAnsi="Calibri"/>
+          <w:rFonts w:ascii="Times New Roman" w:hAnsi="Times New Roman"/>
           <w:b w:val="0"/>
           <w:i w:val="0"/>
         </w:rPr>
@@ -466,7 +466,7 @@
       </w:r>
       <w:r>
         <w:rPr>
-          <w:rFonts w:ascii="Calibri" w:hAnsi="Calibri"/>
+          <w:rFonts w:ascii="Times New Roman" w:hAnsi="Times New Roman"/>
           <w:b w:val="0"/>
           <w:i w:val="0"/>
         </w:rPr>
@@ -479,7 +479,7 @@
       </w:pPr>
       <w:r>
         <w:rPr>
-          <w:rFonts w:ascii="Calibri" w:hAnsi="Calibri"/>
+          <w:rFonts w:ascii="Times New Roman" w:hAnsi="Times New Roman"/>
           <w:b/>
           <w:i w:val="0"/>
           <w:sz w:val="24"/>
@@ -493,7 +493,7 @@
       </w:pPr>
       <w:r>
         <w:rPr>
-          <w:rFonts w:ascii="Calibri" w:hAnsi="Calibri"/>
+          <w:rFonts w:ascii="Times New Roman" w:hAnsi="Times New Roman"/>
           <w:b w:val="0"/>
           <w:i w:val="0"/>
         </w:rPr>
@@ -747,8 +747,8 @@
     <w:rPrDefault>
       <w:rPr>
         <w:rFonts w:asciiTheme="minorHAnsi" w:eastAsiaTheme="minorEastAsia" w:hAnsiTheme="minorHAnsi" w:cstheme="minorBidi"/>
-        <w:sz w:val="22"/>
-        <w:szCs w:val="22"/>
+        <w:sz w:val="24"/>
+        <w:szCs w:val="24"/>
         <w:lang w:val="en-US" w:eastAsia="en-US" w:bidi="ar-SA"/>
       </w:rPr>
     </w:rPrDefault>
@@ -902,7 +902,7 @@
     <w:qFormat/>
     <w:rsid w:val="00FC693F"/>
     <w:rPr>
-      <w:rFonts w:ascii="Calibri" w:hAnsi="Calibri"/>
+      <w:rFonts w:ascii="Times New Roman" w:hAnsi="Times New Roman"/>
       <w:sz w:val="21"/>
     </w:rPr>
   </w:style>
@@ -24436,7 +24436,7 @@
     </a:clrScheme>
     <a:fontScheme name="Office">
       <a:majorFont>
-        <a:latin typeface="Calibri"/>
+        <a:latin typeface="Times New Roman"/>
         <a:ea typeface=""/>
         <a:cs typeface=""/>
         <a:font script="Jpan" typeface="ＭＳ ゴシック"/>
@@ -24471,7 +24471,7 @@
         <a:font script="Geor" typeface="Sylfaen"/>
       </a:majorFont>
       <a:minorFont>
-        <a:latin typeface="Cambria"/>
+        <a:latin typeface="Times New Roman"/>
         <a:ea typeface=""/>
         <a:cs typeface=""/>
         <a:font script="Jpan" typeface="ＭＳ 明朝"/>

--- a/barlow/finesst_submission/1_anonymized_technical/mentoring_plan_v2.docx
+++ b/barlow/finesst_submission/1_anonymized_technical/mentoring_plan_v2.docx
@@ -79,7 +79,7 @@
         <w:spacing w:after="20"/>
       </w:pPr>
       <w:r>
-        <w:t>Semester milestone reviews: at the start of each semester, FI and PI revisit the project timeline (§6 of the proposal) against actual progress, adjust scope where needed, and record the decisions. The honest-assessment section of the proposal (fallback plans per risk) is the standing agenda for these reviews.</w:t>
+        <w:t xml:space="preserve">Semester milestone reviews: at the start of each semester, FI and PI revisit the project timeline (§6 of the proposal) against actual progress, adjust scope where needed, and record the decisions. The Assessment section of the proposal (fallback plans per risk) is the standing agenda for these reviews.</w:t>
       </w:r>
     </w:p>
     <w:p>

--- a/barlow/finesst_submission/1_anonymized_technical/mentoring_plan_v2.docx
+++ b/barlow/finesst_submission/1_anonymized_technical/mentoring_plan_v2.docx
@@ -400,7 +400,7 @@
         <w:t xml:space="preserve">Availability: if the PI is on leave or travel for an extended period, </w:t>
       </w:r>
       <w:r>
-        <w:t>Dr. Juan Carlos Fernandez-Diaz, NCALM PI,</w:t>
+        <w:t xml:space="preserve">a designated senior scientist at the FI’s research center</w:t>
       </w:r>
       <w:r>
         <w:t xml:space="preserve"> provides interim technical guidance so the FI is never unsupervised for more than </w:t>
